--- a/курсовой/2026-10-02/Расчет_силовой_и_кинематический_тангенсный_механизм_v2.docx
+++ b/курсовой/2026-10-02/Расчет_силовой_и_кинематический_тангенсный_механизм_v2.docx
@@ -8372,6 +8372,1087 @@
     <w:p>
       <w:pPr>
         <w:keepNext/>
+        <w:spacing w:before="120" w:after="40"/>
+      </w:pPr>
+      <w:r>
+        <w:rPr>
+          <w:rFonts w:ascii="Times New Roman" w:hAnsi="Times New Roman" w:cs="Times New Roman" w:eastAsia="Times New Roman"/>
+          <w:b/>
+          <w:sz w:val="28"/>
+        </w:rPr>
+        <w:t>7.4. Итоговые принятые параметры</w:t>
+      </w:r>
+    </w:p>
+    <w:p>
+      <w:pPr>
+        <w:keepNext/>
+        <w:spacing w:before="120" w:after="60"/>
+      </w:pPr>
+      <w:r>
+        <w:rPr>
+          <w:rFonts w:ascii="Times New Roman" w:hAnsi="Times New Roman" w:cs="Times New Roman" w:eastAsia="Times New Roman"/>
+          <w:i/>
+          <w:sz w:val="24"/>
+        </w:rPr>
+        <w:t>Таблица 7 — Сводка принятых параметров механизма</w:t>
+      </w:r>
+    </w:p>
+    <w:tbl>
+      <w:tblPr>
+        <w:tblStyle w:val="TableGrid"/>
+        <w:tblW w:type="auto" w:w="0"/>
+        <w:tblLook w:firstColumn="1" w:firstRow="1" w:lastColumn="0" w:lastRow="0" w:noHBand="0" w:noVBand="1" w:val="04A0"/>
+        <w:tblCellMar>
+          <w:top w:w="80" w:type="dxa"/>
+          <w:left w:w="80" w:type="dxa"/>
+          <w:bottom w:w="80" w:type="dxa"/>
+          <w:right w:w="80" w:type="dxa"/>
+        </w:tblCellMar>
+      </w:tblPr>
+      <w:tblGrid>
+        <w:gridCol w:w="2339"/>
+        <w:gridCol w:w="2339"/>
+        <w:gridCol w:w="2339"/>
+        <w:gridCol w:w="2339"/>
+      </w:tblGrid>
+      <w:tr>
+        <w:trPr>
+          <w:tblHeader w:val="true"/>
+        </w:trPr>
+        <w:tc>
+          <w:tcPr>
+            <w:tcW w:type="dxa" w:w="2948"/>
+            <w:vAlign w:val="center"/>
+            <w:shd w:val="clear" w:color="auto" w:fill="D9EAF7"/>
+          </w:tcPr>
+          <w:p>
+            <w:pPr>
+              <w:spacing w:after="0" w:line="240" w:lineRule="auto"/>
+            </w:pPr>
+            <w:r>
+              <w:rPr>
+                <w:rFonts w:ascii="Times New Roman" w:hAnsi="Times New Roman" w:cs="Times New Roman" w:eastAsia="Times New Roman"/>
+                <w:b/>
+                <w:sz w:val="21"/>
+              </w:rPr>
+              <w:t>Параметр</w:t>
+            </w:r>
+          </w:p>
+        </w:tc>
+        <w:tc>
+          <w:tcPr>
+            <w:tcW w:type="dxa" w:w="2268"/>
+            <w:vAlign w:val="center"/>
+            <w:shd w:val="clear" w:color="auto" w:fill="D9EAF7"/>
+          </w:tcPr>
+          <w:p>
+            <w:pPr>
+              <w:spacing w:after="0" w:line="240" w:lineRule="auto"/>
+            </w:pPr>
+            <w:r>
+              <w:rPr>
+                <w:rFonts w:ascii="Times New Roman" w:hAnsi="Times New Roman" w:cs="Times New Roman" w:eastAsia="Times New Roman"/>
+                <w:b/>
+                <w:sz w:val="21"/>
+              </w:rPr>
+              <w:t>Вариант А (Δφ ≤ 30°)</w:t>
+            </w:r>
+          </w:p>
+        </w:tc>
+        <w:tc>
+          <w:tcPr>
+            <w:tcW w:type="dxa" w:w="2268"/>
+            <w:vAlign w:val="center"/>
+            <w:shd w:val="clear" w:color="auto" w:fill="D9EAF7"/>
+          </w:tcPr>
+          <w:p>
+            <w:pPr>
+              <w:spacing w:after="0" w:line="240" w:lineRule="auto"/>
+            </w:pPr>
+            <w:r>
+              <w:rPr>
+                <w:rFonts w:ascii="Times New Roman" w:hAnsi="Times New Roman" w:cs="Times New Roman" w:eastAsia="Times New Roman"/>
+                <w:b/>
+                <w:sz w:val="21"/>
+              </w:rPr>
+              <w:t>Вариант Б (Δφ = 45°)</w:t>
+            </w:r>
+          </w:p>
+        </w:tc>
+        <w:tc>
+          <w:tcPr>
+            <w:tcW w:type="dxa" w:w="1871"/>
+            <w:vAlign w:val="center"/>
+            <w:shd w:val="clear" w:color="auto" w:fill="D9EAF7"/>
+          </w:tcPr>
+          <w:p>
+            <w:pPr>
+              <w:spacing w:after="0" w:line="240" w:lineRule="auto"/>
+            </w:pPr>
+            <w:r>
+              <w:rPr>
+                <w:rFonts w:ascii="Times New Roman" w:hAnsi="Times New Roman" w:cs="Times New Roman" w:eastAsia="Times New Roman"/>
+                <w:b/>
+                <w:sz w:val="21"/>
+              </w:rPr>
+              <w:t>Основание</w:t>
+            </w:r>
+          </w:p>
+        </w:tc>
+      </w:tr>
+      <w:tr>
+        <w:tc>
+          <w:tcPr>
+            <w:tcW w:type="dxa" w:w="2948"/>
+            <w:vAlign w:val="center"/>
+          </w:tcPr>
+          <w:p>
+            <w:pPr>
+              <w:spacing w:after="0" w:line="240" w:lineRule="auto"/>
+            </w:pPr>
+            <w:r>
+              <w:rPr>
+                <w:rFonts w:ascii="Times New Roman" w:hAnsi="Times New Roman" w:cs="Times New Roman" w:eastAsia="Times New Roman"/>
+                <w:sz w:val="20"/>
+              </w:rPr>
+              <w:t>Усилие укупоривания F</w:t>
+            </w:r>
+            <w:r>
+              <w:rPr>
+                <w:rFonts w:ascii="Times New Roman" w:hAnsi="Times New Roman" w:cs="Times New Roman" w:eastAsia="Times New Roman"/>
+                <w:sz w:val="20"/>
+                <w:vertAlign w:val="subscript"/>
+              </w:rPr>
+              <w:t>ук</w:t>
+            </w:r>
+          </w:p>
+        </w:tc>
+        <w:tc>
+          <w:tcPr>
+            <w:tcW w:type="dxa" w:w="2268"/>
+            <w:vAlign w:val="center"/>
+          </w:tcPr>
+          <w:p>
+            <w:pPr>
+              <w:spacing w:after="0" w:line="240" w:lineRule="auto"/>
+            </w:pPr>
+            <w:r>
+              <w:rPr>
+                <w:rFonts w:ascii="Times New Roman" w:hAnsi="Times New Roman" w:cs="Times New Roman" w:eastAsia="Times New Roman"/>
+                <w:sz w:val="20"/>
+              </w:rPr>
+              <w:t>1974 Н</w:t>
+            </w:r>
+          </w:p>
+        </w:tc>
+        <w:tc>
+          <w:tcPr>
+            <w:tcW w:type="dxa" w:w="2268"/>
+            <w:vAlign w:val="center"/>
+          </w:tcPr>
+          <w:p>
+            <w:pPr>
+              <w:spacing w:after="0" w:line="240" w:lineRule="auto"/>
+            </w:pPr>
+            <w:r>
+              <w:rPr>
+                <w:rFonts w:ascii="Times New Roman" w:hAnsi="Times New Roman" w:cs="Times New Roman" w:eastAsia="Times New Roman"/>
+                <w:sz w:val="20"/>
+              </w:rPr>
+              <w:t>1974 Н</w:t>
+            </w:r>
+          </w:p>
+        </w:tc>
+        <w:tc>
+          <w:tcPr>
+            <w:tcW w:type="dxa" w:w="1871"/>
+            <w:vAlign w:val="center"/>
+          </w:tcPr>
+          <w:p>
+            <w:pPr>
+              <w:spacing w:after="0" w:line="240" w:lineRule="auto"/>
+            </w:pPr>
+            <w:r>
+              <w:rPr>
+                <w:rFonts w:ascii="Times New Roman" w:hAnsi="Times New Roman" w:cs="Times New Roman" w:eastAsia="Times New Roman"/>
+                <w:sz w:val="20"/>
+              </w:rPr>
+              <w:t>п. 3.3</w:t>
+            </w:r>
+          </w:p>
+        </w:tc>
+      </w:tr>
+      <w:tr>
+        <w:tc>
+          <w:tcPr>
+            <w:tcW w:type="dxa" w:w="2948"/>
+            <w:vAlign w:val="center"/>
+          </w:tcPr>
+          <w:p>
+            <w:pPr>
+              <w:spacing w:after="0" w:line="240" w:lineRule="auto"/>
+            </w:pPr>
+            <w:r>
+              <w:rPr>
+                <w:rFonts w:ascii="Times New Roman" w:hAnsi="Times New Roman" w:cs="Times New Roman" w:eastAsia="Times New Roman"/>
+                <w:sz w:val="20"/>
+              </w:rPr>
+              <w:t>Ход ползуна S = S</w:t>
+            </w:r>
+            <w:r>
+              <w:rPr>
+                <w:rFonts w:ascii="Times New Roman" w:hAnsi="Times New Roman" w:cs="Times New Roman" w:eastAsia="Times New Roman"/>
+                <w:sz w:val="20"/>
+                <w:vertAlign w:val="subscript"/>
+              </w:rPr>
+              <w:t>з</w:t>
+            </w:r>
+            <w:r>
+              <w:rPr>
+                <w:rFonts w:ascii="Times New Roman" w:hAnsi="Times New Roman" w:cs="Times New Roman" w:eastAsia="Times New Roman"/>
+                <w:sz w:val="20"/>
+              </w:rPr>
+              <w:t xml:space="preserve"> + S</w:t>
+            </w:r>
+            <w:r>
+              <w:rPr>
+                <w:rFonts w:ascii="Times New Roman" w:hAnsi="Times New Roman" w:cs="Times New Roman" w:eastAsia="Times New Roman"/>
+                <w:sz w:val="20"/>
+                <w:vertAlign w:val="subscript"/>
+              </w:rPr>
+              <w:t>об</w:t>
+            </w:r>
+          </w:p>
+        </w:tc>
+        <w:tc>
+          <w:tcPr>
+            <w:tcW w:type="dxa" w:w="2268"/>
+            <w:vAlign w:val="center"/>
+          </w:tcPr>
+          <w:p>
+            <w:pPr>
+              <w:spacing w:after="0" w:line="240" w:lineRule="auto"/>
+            </w:pPr>
+            <w:r>
+              <w:rPr>
+                <w:rFonts w:ascii="Times New Roman" w:hAnsi="Times New Roman" w:cs="Times New Roman" w:eastAsia="Times New Roman"/>
+                <w:sz w:val="20"/>
+              </w:rPr>
+              <w:t>16 мм (10 + 6)</w:t>
+            </w:r>
+          </w:p>
+        </w:tc>
+        <w:tc>
+          <w:tcPr>
+            <w:tcW w:type="dxa" w:w="2268"/>
+            <w:vAlign w:val="center"/>
+          </w:tcPr>
+          <w:p>
+            <w:pPr>
+              <w:spacing w:after="0" w:line="240" w:lineRule="auto"/>
+            </w:pPr>
+            <w:r>
+              <w:rPr>
+                <w:rFonts w:ascii="Times New Roman" w:hAnsi="Times New Roman" w:cs="Times New Roman" w:eastAsia="Times New Roman"/>
+                <w:sz w:val="20"/>
+              </w:rPr>
+              <w:t>16 мм (10 + 6)</w:t>
+            </w:r>
+          </w:p>
+        </w:tc>
+        <w:tc>
+          <w:tcPr>
+            <w:tcW w:type="dxa" w:w="1871"/>
+            <w:vAlign w:val="center"/>
+          </w:tcPr>
+          <w:p>
+            <w:pPr>
+              <w:spacing w:after="0" w:line="240" w:lineRule="auto"/>
+            </w:pPr>
+            <w:r>
+              <w:rPr>
+                <w:rFonts w:ascii="Times New Roman" w:hAnsi="Times New Roman" w:cs="Times New Roman" w:eastAsia="Times New Roman"/>
+                <w:sz w:val="20"/>
+              </w:rPr>
+              <w:t>Ra5; п. 7.1</w:t>
+            </w:r>
+          </w:p>
+        </w:tc>
+      </w:tr>
+      <w:tr>
+        <w:tc>
+          <w:tcPr>
+            <w:tcW w:type="dxa" w:w="2948"/>
+            <w:vAlign w:val="center"/>
+          </w:tcPr>
+          <w:p>
+            <w:pPr>
+              <w:spacing w:after="0" w:line="240" w:lineRule="auto"/>
+            </w:pPr>
+            <w:r>
+              <w:rPr>
+                <w:rFonts w:ascii="Times New Roman" w:hAnsi="Times New Roman" w:cs="Times New Roman" w:eastAsia="Times New Roman"/>
+                <w:sz w:val="20"/>
+              </w:rPr>
+              <w:t>Расстояние стойка — ось ползуна e</w:t>
+            </w:r>
+          </w:p>
+        </w:tc>
+        <w:tc>
+          <w:tcPr>
+            <w:tcW w:type="dxa" w:w="2268"/>
+            <w:vAlign w:val="center"/>
+          </w:tcPr>
+          <w:p>
+            <w:pPr>
+              <w:spacing w:after="0" w:line="240" w:lineRule="auto"/>
+            </w:pPr>
+            <w:r>
+              <w:rPr>
+                <w:rFonts w:ascii="Times New Roman" w:hAnsi="Times New Roman" w:cs="Times New Roman" w:eastAsia="Times New Roman"/>
+                <w:sz w:val="20"/>
+              </w:rPr>
+              <w:t>28 мм</w:t>
+            </w:r>
+          </w:p>
+        </w:tc>
+        <w:tc>
+          <w:tcPr>
+            <w:tcW w:type="dxa" w:w="2268"/>
+            <w:vAlign w:val="center"/>
+          </w:tcPr>
+          <w:p>
+            <w:pPr>
+              <w:spacing w:after="0" w:line="240" w:lineRule="auto"/>
+            </w:pPr>
+            <w:r>
+              <w:rPr>
+                <w:rFonts w:ascii="Times New Roman" w:hAnsi="Times New Roman" w:cs="Times New Roman" w:eastAsia="Times New Roman"/>
+                <w:sz w:val="20"/>
+              </w:rPr>
+              <w:t>16 мм</w:t>
+            </w:r>
+          </w:p>
+        </w:tc>
+        <w:tc>
+          <w:tcPr>
+            <w:tcW w:type="dxa" w:w="1871"/>
+            <w:vAlign w:val="center"/>
+          </w:tcPr>
+          <w:p>
+            <w:pPr>
+              <w:spacing w:after="0" w:line="240" w:lineRule="auto"/>
+            </w:pPr>
+            <w:r>
+              <w:rPr>
+                <w:rFonts w:ascii="Times New Roman" w:hAnsi="Times New Roman" w:cs="Times New Roman" w:eastAsia="Times New Roman"/>
+                <w:sz w:val="20"/>
+              </w:rPr>
+              <w:t>Ra20 / Ra5</w:t>
+            </w:r>
+          </w:p>
+        </w:tc>
+      </w:tr>
+      <w:tr>
+        <w:tc>
+          <w:tcPr>
+            <w:tcW w:type="dxa" w:w="2948"/>
+            <w:vAlign w:val="center"/>
+            <w:shd w:val="clear" w:color="auto" w:fill="FBE9E7"/>
+          </w:tcPr>
+          <w:p>
+            <w:pPr>
+              <w:spacing w:after="0" w:line="240" w:lineRule="auto"/>
+            </w:pPr>
+            <w:r>
+              <w:rPr>
+                <w:rFonts w:ascii="Times New Roman" w:hAnsi="Times New Roman" w:cs="Times New Roman" w:eastAsia="Times New Roman"/>
+                <w:sz w:val="20"/>
+              </w:rPr>
+              <w:t>Длина рукояти L</w:t>
+            </w:r>
+          </w:p>
+        </w:tc>
+        <w:tc>
+          <w:tcPr>
+            <w:tcW w:type="dxa" w:w="2268"/>
+            <w:vAlign w:val="center"/>
+            <w:shd w:val="clear" w:color="auto" w:fill="FBE9E7"/>
+          </w:tcPr>
+          <w:p>
+            <w:pPr>
+              <w:spacing w:after="0" w:line="240" w:lineRule="auto"/>
+            </w:pPr>
+            <w:r>
+              <w:rPr>
+                <w:rFonts w:ascii="Times New Roman" w:hAnsi="Times New Roman" w:cs="Times New Roman" w:eastAsia="Times New Roman"/>
+                <w:sz w:val="20"/>
+              </w:rPr>
+              <w:t>1120 мм</w:t>
+            </w:r>
+          </w:p>
+        </w:tc>
+        <w:tc>
+          <w:tcPr>
+            <w:tcW w:type="dxa" w:w="2268"/>
+            <w:vAlign w:val="center"/>
+            <w:shd w:val="clear" w:color="auto" w:fill="FBE9E7"/>
+          </w:tcPr>
+          <w:p>
+            <w:pPr>
+              <w:spacing w:after="0" w:line="240" w:lineRule="auto"/>
+            </w:pPr>
+            <w:r>
+              <w:rPr>
+                <w:rFonts w:ascii="Times New Roman" w:hAnsi="Times New Roman" w:cs="Times New Roman" w:eastAsia="Times New Roman"/>
+                <w:sz w:val="20"/>
+              </w:rPr>
+              <w:t>710 мм</w:t>
+            </w:r>
+          </w:p>
+        </w:tc>
+        <w:tc>
+          <w:tcPr>
+            <w:tcW w:type="dxa" w:w="1871"/>
+            <w:vAlign w:val="center"/>
+            <w:shd w:val="clear" w:color="auto" w:fill="FBE9E7"/>
+          </w:tcPr>
+          <w:p>
+            <w:pPr>
+              <w:spacing w:after="0" w:line="240" w:lineRule="auto"/>
+            </w:pPr>
+            <w:r>
+              <w:rPr>
+                <w:rFonts w:ascii="Times New Roman" w:hAnsi="Times New Roman" w:cs="Times New Roman" w:eastAsia="Times New Roman"/>
+                <w:sz w:val="20"/>
+              </w:rPr>
+              <w:t>Ra20</w:t>
+            </w:r>
+          </w:p>
+        </w:tc>
+      </w:tr>
+      <w:tr>
+        <w:tc>
+          <w:tcPr>
+            <w:tcW w:type="dxa" w:w="2948"/>
+            <w:vAlign w:val="center"/>
+          </w:tcPr>
+          <w:p>
+            <w:pPr>
+              <w:spacing w:after="0" w:line="240" w:lineRule="auto"/>
+            </w:pPr>
+            <w:r>
+              <w:rPr>
+                <w:rFonts w:ascii="Times New Roman" w:hAnsi="Times New Roman" w:cs="Times New Roman" w:eastAsia="Times New Roman"/>
+                <w:sz w:val="20"/>
+              </w:rPr>
+              <w:t>Соотношение L/e</w:t>
+            </w:r>
+          </w:p>
+        </w:tc>
+        <w:tc>
+          <w:tcPr>
+            <w:tcW w:type="dxa" w:w="2268"/>
+            <w:vAlign w:val="center"/>
+          </w:tcPr>
+          <w:p>
+            <w:pPr>
+              <w:spacing w:after="0" w:line="240" w:lineRule="auto"/>
+            </w:pPr>
+            <w:r>
+              <w:rPr>
+                <w:rFonts w:ascii="Times New Roman" w:hAnsi="Times New Roman" w:cs="Times New Roman" w:eastAsia="Times New Roman"/>
+                <w:sz w:val="20"/>
+              </w:rPr>
+              <w:t>40</w:t>
+            </w:r>
+          </w:p>
+        </w:tc>
+        <w:tc>
+          <w:tcPr>
+            <w:tcW w:type="dxa" w:w="2268"/>
+            <w:vAlign w:val="center"/>
+          </w:tcPr>
+          <w:p>
+            <w:pPr>
+              <w:spacing w:after="0" w:line="240" w:lineRule="auto"/>
+            </w:pPr>
+            <w:r>
+              <w:rPr>
+                <w:rFonts w:ascii="Times New Roman" w:hAnsi="Times New Roman" w:cs="Times New Roman" w:eastAsia="Times New Roman"/>
+                <w:sz w:val="20"/>
+              </w:rPr>
+              <w:t>44,4</w:t>
+            </w:r>
+          </w:p>
+        </w:tc>
+        <w:tc>
+          <w:tcPr>
+            <w:tcW w:type="dxa" w:w="1871"/>
+            <w:vAlign w:val="center"/>
+          </w:tcPr>
+          <w:p>
+            <w:pPr>
+              <w:spacing w:after="0" w:line="240" w:lineRule="auto"/>
+            </w:pPr>
+            <w:r>
+              <w:rPr>
+                <w:rFonts w:ascii="Times New Roman" w:hAnsi="Times New Roman" w:cs="Times New Roman" w:eastAsia="Times New Roman"/>
+                <w:sz w:val="20"/>
+              </w:rPr>
+              <w:t>п. 6</w:t>
+            </w:r>
+          </w:p>
+        </w:tc>
+      </w:tr>
+      <w:tr>
+        <w:tc>
+          <w:tcPr>
+            <w:tcW w:type="dxa" w:w="2948"/>
+            <w:vAlign w:val="center"/>
+          </w:tcPr>
+          <w:p>
+            <w:pPr>
+              <w:spacing w:after="0" w:line="240" w:lineRule="auto"/>
+            </w:pPr>
+            <w:r>
+              <w:rPr>
+                <w:rFonts w:ascii="Times New Roman" w:hAnsi="Times New Roman" w:cs="Times New Roman" w:eastAsia="Times New Roman"/>
+                <w:sz w:val="20"/>
+              </w:rPr>
+              <w:t>Сила руки в начале обжима</w:t>
+            </w:r>
+          </w:p>
+        </w:tc>
+        <w:tc>
+          <w:tcPr>
+            <w:tcW w:type="dxa" w:w="2268"/>
+            <w:vAlign w:val="center"/>
+          </w:tcPr>
+          <w:p>
+            <w:pPr>
+              <w:spacing w:after="0" w:line="240" w:lineRule="auto"/>
+            </w:pPr>
+            <w:r>
+              <w:rPr>
+                <w:rFonts w:ascii="Times New Roman" w:hAnsi="Times New Roman" w:cs="Times New Roman" w:eastAsia="Times New Roman"/>
+                <w:sz w:val="20"/>
+              </w:rPr>
+              <w:t>51,6 Н</w:t>
+            </w:r>
+          </w:p>
+        </w:tc>
+        <w:tc>
+          <w:tcPr>
+            <w:tcW w:type="dxa" w:w="2268"/>
+            <w:vAlign w:val="center"/>
+          </w:tcPr>
+          <w:p>
+            <w:pPr>
+              <w:spacing w:after="0" w:line="240" w:lineRule="auto"/>
+            </w:pPr>
+            <w:r>
+              <w:rPr>
+                <w:rFonts w:ascii="Times New Roman" w:hAnsi="Times New Roman" w:cs="Times New Roman" w:eastAsia="Times New Roman"/>
+                <w:sz w:val="20"/>
+              </w:rPr>
+              <w:t>50,7 Н</w:t>
+            </w:r>
+          </w:p>
+        </w:tc>
+        <w:tc>
+          <w:tcPr>
+            <w:tcW w:type="dxa" w:w="1871"/>
+            <w:vAlign w:val="center"/>
+          </w:tcPr>
+          <w:p>
+            <w:pPr>
+              <w:spacing w:after="0" w:line="240" w:lineRule="auto"/>
+            </w:pPr>
+            <w:r>
+              <w:rPr>
+                <w:rFonts w:ascii="Times New Roman" w:hAnsi="Times New Roman" w:cs="Times New Roman" w:eastAsia="Times New Roman"/>
+                <w:sz w:val="20"/>
+              </w:rPr>
+              <w:t>≤ 55 Н (ТЗ п. 19)</w:t>
+            </w:r>
+          </w:p>
+        </w:tc>
+      </w:tr>
+      <w:tr>
+        <w:tc>
+          <w:tcPr>
+            <w:tcW w:type="dxa" w:w="2948"/>
+            <w:vAlign w:val="center"/>
+          </w:tcPr>
+          <w:p>
+            <w:pPr>
+              <w:spacing w:after="0" w:line="240" w:lineRule="auto"/>
+            </w:pPr>
+            <w:r>
+              <w:rPr>
+                <w:rFonts w:ascii="Times New Roman" w:hAnsi="Times New Roman" w:cs="Times New Roman" w:eastAsia="Times New Roman"/>
+                <w:sz w:val="20"/>
+              </w:rPr>
+              <w:t>Угол качания кулисы Δφ</w:t>
+            </w:r>
+          </w:p>
+        </w:tc>
+        <w:tc>
+          <w:tcPr>
+            <w:tcW w:type="dxa" w:w="2268"/>
+            <w:vAlign w:val="center"/>
+          </w:tcPr>
+          <w:p>
+            <w:pPr>
+              <w:spacing w:after="0" w:line="240" w:lineRule="auto"/>
+            </w:pPr>
+            <w:r>
+              <w:rPr>
+                <w:rFonts w:ascii="Times New Roman" w:hAnsi="Times New Roman" w:cs="Times New Roman" w:eastAsia="Times New Roman"/>
+                <w:sz w:val="20"/>
+              </w:rPr>
+              <w:t>29,7° (запас 0,3° до 30°)</w:t>
+            </w:r>
+          </w:p>
+        </w:tc>
+        <w:tc>
+          <w:tcPr>
+            <w:tcW w:type="dxa" w:w="2268"/>
+            <w:vAlign w:val="center"/>
+          </w:tcPr>
+          <w:p>
+            <w:pPr>
+              <w:spacing w:after="0" w:line="240" w:lineRule="auto"/>
+            </w:pPr>
+            <w:r>
+              <w:rPr>
+                <w:rFonts w:ascii="Times New Roman" w:hAnsi="Times New Roman" w:cs="Times New Roman" w:eastAsia="Times New Roman"/>
+                <w:sz w:val="20"/>
+              </w:rPr>
+              <w:t>45,0°</w:t>
+            </w:r>
+          </w:p>
+        </w:tc>
+        <w:tc>
+          <w:tcPr>
+            <w:tcW w:type="dxa" w:w="1871"/>
+            <w:vAlign w:val="center"/>
+          </w:tcPr>
+          <w:p>
+            <w:pPr>
+              <w:spacing w:after="0" w:line="240" w:lineRule="auto"/>
+            </w:pPr>
+            <w:r>
+              <w:rPr>
+                <w:rFonts w:ascii="Times New Roman" w:hAnsi="Times New Roman" w:cs="Times New Roman" w:eastAsia="Times New Roman"/>
+                <w:sz w:val="20"/>
+              </w:rPr>
+              <w:t>п. 7.2</w:t>
+            </w:r>
+          </w:p>
+        </w:tc>
+      </w:tr>
+      <w:tr>
+        <w:tc>
+          <w:tcPr>
+            <w:tcW w:type="dxa" w:w="2948"/>
+            <w:vAlign w:val="center"/>
+          </w:tcPr>
+          <w:p>
+            <w:pPr>
+              <w:spacing w:after="0" w:line="240" w:lineRule="auto"/>
+            </w:pPr>
+            <w:r>
+              <w:rPr>
+                <w:rFonts w:ascii="Times New Roman" w:hAnsi="Times New Roman" w:cs="Times New Roman" w:eastAsia="Times New Roman"/>
+                <w:sz w:val="20"/>
+              </w:rPr>
+              <w:t>Угол давления на обжиме φ</w:t>
+            </w:r>
+            <w:r>
+              <w:rPr>
+                <w:rFonts w:ascii="Times New Roman" w:hAnsi="Times New Roman" w:cs="Times New Roman" w:eastAsia="Times New Roman"/>
+                <w:sz w:val="20"/>
+                <w:vertAlign w:val="subscript"/>
+              </w:rPr>
+              <w:t>об</w:t>
+            </w:r>
+          </w:p>
+        </w:tc>
+        <w:tc>
+          <w:tcPr>
+            <w:tcW w:type="dxa" w:w="2268"/>
+            <w:vAlign w:val="center"/>
+          </w:tcPr>
+          <w:p>
+            <w:pPr>
+              <w:spacing w:after="0" w:line="240" w:lineRule="auto"/>
+            </w:pPr>
+            <w:r>
+              <w:rPr>
+                <w:rFonts w:ascii="Times New Roman" w:hAnsi="Times New Roman" w:cs="Times New Roman" w:eastAsia="Times New Roman"/>
+                <w:sz w:val="20"/>
+              </w:rPr>
+              <w:t>12,1°</w:t>
+            </w:r>
+          </w:p>
+        </w:tc>
+        <w:tc>
+          <w:tcPr>
+            <w:tcW w:type="dxa" w:w="2268"/>
+            <w:vAlign w:val="center"/>
+          </w:tcPr>
+          <w:p>
+            <w:pPr>
+              <w:spacing w:after="0" w:line="240" w:lineRule="auto"/>
+            </w:pPr>
+            <w:r>
+              <w:rPr>
+                <w:rFonts w:ascii="Times New Roman" w:hAnsi="Times New Roman" w:cs="Times New Roman" w:eastAsia="Times New Roman"/>
+                <w:sz w:val="20"/>
+              </w:rPr>
+              <w:t>20,6°</w:t>
+            </w:r>
+          </w:p>
+        </w:tc>
+        <w:tc>
+          <w:tcPr>
+            <w:tcW w:type="dxa" w:w="1871"/>
+            <w:vAlign w:val="center"/>
+          </w:tcPr>
+          <w:p>
+            <w:pPr>
+              <w:spacing w:after="0" w:line="240" w:lineRule="auto"/>
+            </w:pPr>
+            <w:r>
+              <w:rPr>
+                <w:rFonts w:ascii="Times New Roman" w:hAnsi="Times New Roman" w:cs="Times New Roman" w:eastAsia="Times New Roman"/>
+                <w:sz w:val="20"/>
+              </w:rPr>
+              <w:t>≤ [ϑ] = 30°</w:t>
+            </w:r>
+          </w:p>
+        </w:tc>
+      </w:tr>
+      <w:tr>
+        <w:tc>
+          <w:tcPr>
+            <w:tcW w:type="dxa" w:w="2948"/>
+            <w:vAlign w:val="center"/>
+          </w:tcPr>
+          <w:p>
+            <w:pPr>
+              <w:spacing w:after="0" w:line="240" w:lineRule="auto"/>
+            </w:pPr>
+            <w:r>
+              <w:rPr>
+                <w:rFonts w:ascii="Times New Roman" w:hAnsi="Times New Roman" w:cs="Times New Roman" w:eastAsia="Times New Roman"/>
+                <w:sz w:val="20"/>
+              </w:rPr>
+              <w:t>Ход камня по пазу кулисы</w:t>
+            </w:r>
+          </w:p>
+        </w:tc>
+        <w:tc>
+          <w:tcPr>
+            <w:tcW w:type="dxa" w:w="2268"/>
+            <w:vAlign w:val="center"/>
+          </w:tcPr>
+          <w:p>
+            <w:pPr>
+              <w:spacing w:after="0" w:line="240" w:lineRule="auto"/>
+            </w:pPr>
+            <w:r>
+              <w:rPr>
+                <w:rFonts w:ascii="Times New Roman" w:hAnsi="Times New Roman" w:cs="Times New Roman" w:eastAsia="Times New Roman"/>
+                <w:sz w:val="20"/>
+              </w:rPr>
+              <w:t>4,25 мм</w:t>
+            </w:r>
+          </w:p>
+        </w:tc>
+        <w:tc>
+          <w:tcPr>
+            <w:tcW w:type="dxa" w:w="2268"/>
+            <w:vAlign w:val="center"/>
+          </w:tcPr>
+          <w:p>
+            <w:pPr>
+              <w:spacing w:after="0" w:line="240" w:lineRule="auto"/>
+            </w:pPr>
+            <w:r>
+              <w:rPr>
+                <w:rFonts w:ascii="Times New Roman" w:hAnsi="Times New Roman" w:cs="Times New Roman" w:eastAsia="Times New Roman"/>
+                <w:sz w:val="20"/>
+              </w:rPr>
+              <w:t>6,6 мм</w:t>
+            </w:r>
+          </w:p>
+        </w:tc>
+        <w:tc>
+          <w:tcPr>
+            <w:tcW w:type="dxa" w:w="1871"/>
+            <w:vAlign w:val="center"/>
+          </w:tcPr>
+          <w:p>
+            <w:pPr>
+              <w:spacing w:after="0" w:line="240" w:lineRule="auto"/>
+            </w:pPr>
+            <w:r>
+              <w:rPr>
+                <w:rFonts w:ascii="Times New Roman" w:hAnsi="Times New Roman" w:cs="Times New Roman" w:eastAsia="Times New Roman"/>
+                <w:sz w:val="20"/>
+              </w:rPr>
+              <w:t>п. 7.2</w:t>
+            </w:r>
+          </w:p>
+        </w:tc>
+      </w:tr>
+      <w:tr>
+        <w:tc>
+          <w:tcPr>
+            <w:tcW w:type="dxa" w:w="2948"/>
+            <w:vAlign w:val="center"/>
+          </w:tcPr>
+          <w:p>
+            <w:pPr>
+              <w:spacing w:after="0" w:line="240" w:lineRule="auto"/>
+            </w:pPr>
+            <w:r>
+              <w:rPr>
+                <w:rFonts w:ascii="Times New Roman" w:hAnsi="Times New Roman" w:cs="Times New Roman" w:eastAsia="Times New Roman"/>
+                <w:sz w:val="20"/>
+              </w:rPr>
+              <w:t>Дуга хода руки</w:t>
+            </w:r>
+          </w:p>
+        </w:tc>
+        <w:tc>
+          <w:tcPr>
+            <w:tcW w:type="dxa" w:w="2268"/>
+            <w:vAlign w:val="center"/>
+          </w:tcPr>
+          <w:p>
+            <w:pPr>
+              <w:spacing w:after="0" w:line="240" w:lineRule="auto"/>
+            </w:pPr>
+            <w:r>
+              <w:rPr>
+                <w:rFonts w:ascii="Times New Roman" w:hAnsi="Times New Roman" w:cs="Times New Roman" w:eastAsia="Times New Roman"/>
+                <w:sz w:val="20"/>
+              </w:rPr>
+              <w:t>581 мм</w:t>
+            </w:r>
+          </w:p>
+        </w:tc>
+        <w:tc>
+          <w:tcPr>
+            <w:tcW w:type="dxa" w:w="2268"/>
+            <w:vAlign w:val="center"/>
+          </w:tcPr>
+          <w:p>
+            <w:pPr>
+              <w:spacing w:after="0" w:line="240" w:lineRule="auto"/>
+            </w:pPr>
+            <w:r>
+              <w:rPr>
+                <w:rFonts w:ascii="Times New Roman" w:hAnsi="Times New Roman" w:cs="Times New Roman" w:eastAsia="Times New Roman"/>
+                <w:sz w:val="20"/>
+              </w:rPr>
+              <w:t>558 мм</w:t>
+            </w:r>
+          </w:p>
+        </w:tc>
+        <w:tc>
+          <w:tcPr>
+            <w:tcW w:type="dxa" w:w="1871"/>
+            <w:vAlign w:val="center"/>
+          </w:tcPr>
+          <w:p>
+            <w:pPr>
+              <w:spacing w:after="0" w:line="240" w:lineRule="auto"/>
+            </w:pPr>
+            <w:r>
+              <w:rPr>
+                <w:rFonts w:ascii="Times New Roman" w:hAnsi="Times New Roman" w:cs="Times New Roman" w:eastAsia="Times New Roman"/>
+                <w:sz w:val="20"/>
+              </w:rPr>
+              <w:t>L·Δφ</w:t>
+            </w:r>
+          </w:p>
+        </w:tc>
+      </w:tr>
+      <w:tr>
+        <w:tc>
+          <w:tcPr>
+            <w:tcW w:type="dxa" w:w="2948"/>
+            <w:vAlign w:val="center"/>
+          </w:tcPr>
+          <w:p>
+            <w:pPr>
+              <w:spacing w:after="0" w:line="240" w:lineRule="auto"/>
+            </w:pPr>
+            <w:r>
+              <w:rPr>
+                <w:rFonts w:ascii="Times New Roman" w:hAnsi="Times New Roman" w:cs="Times New Roman" w:eastAsia="Times New Roman"/>
+                <w:sz w:val="20"/>
+              </w:rPr>
+              <w:t>Свободная зона у бутылки</w:t>
+            </w:r>
+          </w:p>
+        </w:tc>
+        <w:tc>
+          <w:tcPr>
+            <w:tcW w:type="dxa" w:w="2268"/>
+            <w:vAlign w:val="center"/>
+          </w:tcPr>
+          <w:p>
+            <w:pPr>
+              <w:spacing w:after="0" w:line="240" w:lineRule="auto"/>
+            </w:pPr>
+            <w:r>
+              <w:rPr>
+                <w:rFonts w:ascii="Times New Roman" w:hAnsi="Times New Roman" w:cs="Times New Roman" w:eastAsia="Times New Roman"/>
+                <w:sz w:val="20"/>
+              </w:rPr>
+              <w:t>100 мм</w:t>
+            </w:r>
+          </w:p>
+        </w:tc>
+        <w:tc>
+          <w:tcPr>
+            <w:tcW w:type="dxa" w:w="2268"/>
+            <w:vAlign w:val="center"/>
+          </w:tcPr>
+          <w:p>
+            <w:pPr>
+              <w:spacing w:after="0" w:line="240" w:lineRule="auto"/>
+            </w:pPr>
+            <w:r>
+              <w:rPr>
+                <w:rFonts w:ascii="Times New Roman" w:hAnsi="Times New Roman" w:cs="Times New Roman" w:eastAsia="Times New Roman"/>
+                <w:sz w:val="20"/>
+              </w:rPr>
+              <w:t>100 мм</w:t>
+            </w:r>
+          </w:p>
+        </w:tc>
+        <w:tc>
+          <w:tcPr>
+            <w:tcW w:type="dxa" w:w="1871"/>
+            <w:vAlign w:val="center"/>
+          </w:tcPr>
+          <w:p>
+            <w:pPr>
+              <w:spacing w:after="0" w:line="240" w:lineRule="auto"/>
+            </w:pPr>
+            <w:r>
+              <w:rPr>
+                <w:rFonts w:ascii="Times New Roman" w:hAnsi="Times New Roman" w:cs="Times New Roman" w:eastAsia="Times New Roman"/>
+                <w:sz w:val="20"/>
+              </w:rPr>
+              <w:t>Ra5</w:t>
+            </w:r>
+          </w:p>
+        </w:tc>
+      </w:tr>
+      <w:tr>
+        <w:tc>
+          <w:tcPr>
+            <w:tcW w:type="dxa" w:w="2948"/>
+            <w:vAlign w:val="center"/>
+          </w:tcPr>
+          <w:p>
+            <w:pPr>
+              <w:spacing w:after="0" w:line="240" w:lineRule="auto"/>
+            </w:pPr>
+            <w:r>
+              <w:rPr>
+                <w:rFonts w:ascii="Times New Roman" w:hAnsi="Times New Roman" w:cs="Times New Roman" w:eastAsia="Times New Roman"/>
+                <w:sz w:val="20"/>
+              </w:rPr>
+              <w:t>Основание a × b</w:t>
+            </w:r>
+          </w:p>
+        </w:tc>
+        <w:tc>
+          <w:tcPr>
+            <w:tcW w:type="dxa" w:w="2268"/>
+            <w:vAlign w:val="center"/>
+          </w:tcPr>
+          <w:p>
+            <w:pPr>
+              <w:spacing w:after="0" w:line="240" w:lineRule="auto"/>
+            </w:pPr>
+            <w:r>
+              <w:rPr>
+                <w:rFonts w:ascii="Times New Roman" w:hAnsi="Times New Roman" w:cs="Times New Roman" w:eastAsia="Times New Roman"/>
+                <w:sz w:val="20"/>
+              </w:rPr>
+              <w:t>200 × 160 мм</w:t>
+            </w:r>
+          </w:p>
+        </w:tc>
+        <w:tc>
+          <w:tcPr>
+            <w:tcW w:type="dxa" w:w="2268"/>
+            <w:vAlign w:val="center"/>
+          </w:tcPr>
+          <w:p>
+            <w:pPr>
+              <w:spacing w:after="0" w:line="240" w:lineRule="auto"/>
+            </w:pPr>
+            <w:r>
+              <w:rPr>
+                <w:rFonts w:ascii="Times New Roman" w:hAnsi="Times New Roman" w:cs="Times New Roman" w:eastAsia="Times New Roman"/>
+                <w:sz w:val="20"/>
+              </w:rPr>
+              <w:t>200 × 160 мм</w:t>
+            </w:r>
+          </w:p>
+        </w:tc>
+        <w:tc>
+          <w:tcPr>
+            <w:tcW w:type="dxa" w:w="1871"/>
+            <w:vAlign w:val="center"/>
+          </w:tcPr>
+          <w:p>
+            <w:pPr>
+              <w:spacing w:after="0" w:line="240" w:lineRule="auto"/>
+            </w:pPr>
+            <w:r>
+              <w:rPr>
+                <w:rFonts w:ascii="Times New Roman" w:hAnsi="Times New Roman" w:cs="Times New Roman" w:eastAsia="Times New Roman"/>
+                <w:sz w:val="20"/>
+              </w:rPr>
+              <w:t>Ra10 / Ra5</w:t>
+            </w:r>
+          </w:p>
+        </w:tc>
+      </w:tr>
+    </w:tbl>
+    <w:p>
+      <w:pPr>
+        <w:spacing w:before="0" w:after="40"/>
+      </w:pPr>
+    </w:p>
+    <w:p>
+      <w:pPr>
+        <w:spacing w:before="0" w:after="0" w:line="360" w:lineRule="auto"/>
+        <w:ind w:firstLine="709"/>
+      </w:pPr>
+      <w:r>
+        <w:rPr>
+          <w:rFonts w:ascii="Times New Roman" w:hAnsi="Times New Roman" w:cs="Times New Roman" w:eastAsia="Times New Roman"/>
+          <w:sz w:val="28"/>
+        </w:rPr>
+        <w:t>В варианте А ограничение Δφ ≤ 30° выполняется при e = 28 мм только для S ≤ 28·tg 30° = 16,17 мм: любое увеличение зазора потребует e = 32 мм (Ra10) и рукояти 1250 мм. Вариант Б такого ограничения не имеет.</w:t>
+      </w:r>
+    </w:p>
+    <w:p>
+      <w:pPr>
+        <w:keepNext/>
         <w:spacing w:before="200" w:after="80"/>
       </w:pPr>
       <w:r>

--- a/курсовой/2026-10-02/Расчет_силовой_и_кинематический_тангенсный_механизм_v2.docx
+++ b/курсовой/2026-10-02/Расчет_силовой_и_кинематический_тангенсный_механизм_v2.docx
@@ -53,7 +53,7 @@
           <w:rFonts w:ascii="Times New Roman" w:hAnsi="Times New Roman" w:cs="Times New Roman" w:eastAsia="Times New Roman"/>
           <w:sz w:val="28"/>
         </w:rPr>
-        <w:t>Рабочая версия 2 от 02.10.2026. Расчёт выполнен по цепочке, заданной преподавателем: материал крышки → предел текучести +5 % → площадь кольца → усилие на ползуне → известная сила руки → длина рукояти → соотношение плеч, минимизирующее габариты.</w:t>
+        <w:t>Рабочая версия от 02.10.2026. Расчёт выполнен по цепочке, заданной преподавателем: материал крышки → предел текучести +5 % → площадь кольца → усилие на ползуне → известная сила руки → длина рукояти → соотношение плеч, минимизирующее габариты.</w:t>
       </w:r>
     </w:p>
     <w:p>
@@ -64,17 +64,9 @@
       <w:r>
         <w:rPr>
           <w:rFonts w:ascii="Times New Roman" w:hAnsi="Times New Roman" w:cs="Times New Roman" w:eastAsia="Times New Roman"/>
-          <w:b/>
           <w:sz w:val="28"/>
         </w:rPr>
-        <w:t>Изменение относительно версии от 27.09.2026:</w:t>
-      </w:r>
-      <w:r>
-        <w:rPr>
-          <w:rFonts w:ascii="Times New Roman" w:hAnsi="Times New Roman" w:cs="Times New Roman" w:eastAsia="Times New Roman"/>
-          <w:sz w:val="28"/>
-        </w:rPr>
-        <w:t xml:space="preserve"> площадью кольца принято кольцевое сечение стенки крышки π·d·s, которая пластически обжимается горловиной укупорочной головки, а не площадь торца горлышка бутылки. Расчёт по торцу давал 139 кН, что в 70 раз больше реального усилия; новый расчёт даёт ≈ 2,0 кН и совпадает с двумя независимыми источниками (п. 3.4). Величины со статусом «допущение» подлежат согласованию с преподавателем (разделы 9–10).</w:t>
+        <w:t>Площадью кольца принято кольцевое сечение стенки крышки π·d·s, которая пластически обжимается горловиной укупорочной головки. Величины со статусом «допущение» подлежат согласованию с преподавателем (разделы 9–10).</w:t>
       </w:r>
     </w:p>
     <w:p>
@@ -101,7 +93,7 @@
           <w:rFonts w:ascii="Times New Roman" w:hAnsi="Times New Roman" w:cs="Times New Roman" w:eastAsia="Times New Roman"/>
           <w:sz w:val="28"/>
         </w:rPr>
-        <w:t>Числовые данные из документов «Расчеты_и_вопросы_преподавателю_ПМ.docx» и «Итог_ПМ_подтвержденные_данные_и_вопросы_1.docx» (27.09.2026), а также новые данные этой версии сверены с первоисточниками.</w:t>
+        <w:t>Все числовые исходные данные расчёта сверены с первоисточниками.</w:t>
       </w:r>
     </w:p>
     <w:p>
@@ -957,7 +949,7 @@
                 <w:rFonts w:ascii="Times New Roman" w:hAnsi="Times New Roman" w:cs="Times New Roman" w:eastAsia="Times New Roman"/>
                 <w:sz w:val="20"/>
               </w:rPr>
-              <w:t>Подтверждено (новое в версии 2)</w:t>
+              <w:t>Подтверждено</w:t>
             </w:r>
           </w:p>
         </w:tc>
@@ -1031,7 +1023,7 @@
                 <w:rFonts w:ascii="Times New Roman" w:hAnsi="Times New Roman" w:cs="Times New Roman" w:eastAsia="Times New Roman"/>
                 <w:sz w:val="20"/>
               </w:rPr>
-              <w:t>Подтверждено двумя независимыми источниками (новое в версии 2)</w:t>
+              <w:t>Подтверждено двумя независимыми источниками</w:t>
             </w:r>
           </w:p>
         </w:tc>
@@ -4113,7 +4105,7 @@
                 <w:rFonts w:ascii="Times New Roman" w:hAnsi="Times New Roman" w:cs="Times New Roman" w:eastAsia="Times New Roman"/>
                 <w:sz w:val="20"/>
               </w:rPr>
-              <w:t>Площадь торца горлышка (версия 27.09)</w:t>
+              <w:t>Площадь торца горлышка</w:t>
             </w:r>
           </w:p>
         </w:tc>
